--- a/Sem-2/Java/Java Provided/240110203_SEM_II_OOPJ_Syallbus_Batch-2025.docx
+++ b/Sem-2/Java/Java Provided/240110203_SEM_II_OOPJ_Syallbus_Batch-2025.docx
@@ -6116,7 +6116,23 @@
                 <w:rFonts w:ascii="Times New Roman" w:eastAsia="Times New Roman" w:hAnsi="Times New Roman" w:cs="Times New Roman"/>
                 <w:sz w:val="24"/>
               </w:rPr>
-              <w:t xml:space="preserve">Class fundamentals, the general form of a class, defining a class, creating objects, working with method, constructors (default, parameterized, copy constructor), </w:t>
+              <w:t xml:space="preserve">Class fundamentals, the general form of a class, defining a class, creating objects, working with method, constructors (default, parameterized, </w:t>
+            </w:r>
+            <w:r>
+              <w:rPr>
+                <w:rFonts w:ascii="Times New Roman" w:eastAsia="Times New Roman" w:hAnsi="Times New Roman" w:cs="Times New Roman"/>
+                <w:color w:val="0F243E" w:themeColor="text2" w:themeShade="80"/>
+                <w:sz w:val="24"/>
+                <w:shd w:val="clear" w:color="auto" w:fill="D99594" w:themeFill="accent2" w:themeFillTint="99"/>
+              </w:rPr>
+              <w:t>copy constructor</w:t>
+            </w:r>
+            <w:r>
+              <w:rPr>
+                <w:rFonts w:ascii="Times New Roman" w:eastAsia="Times New Roman" w:hAnsi="Times New Roman" w:cs="Times New Roman"/>
+                <w:sz w:val="24"/>
+              </w:rPr>
+              <w:t xml:space="preserve">), </w:t>
             </w:r>
             <w:r>
               <w:rPr>
@@ -6391,6 +6407,8 @@
                 <w:color w:val="000000"/>
                 <w:sz w:val="24"/>
                 <w:szCs w:val="24"/>
+                <w:highlight w:val="yellow"/>
+                <w:shd w:val="clear" w:color="auto" w:fill="FFFFFF" w:themeFill="background1"/>
               </w:rPr>
               <w:t>Inheritance &amp; Polymorphism</w:t>
             </w:r>
@@ -6400,59 +6418,240 @@
                 <w:color w:val="000000"/>
                 <w:sz w:val="24"/>
                 <w:szCs w:val="24"/>
+                <w:shd w:val="clear" w:color="auto" w:fill="FFFFFF" w:themeFill="background1"/>
+              </w:rPr>
+              <w:t>: In</w:t>
+            </w:r>
+            <w:r>
+              <w:rPr>
+                <w:rFonts w:ascii="Times New Roman" w:eastAsia="Times New Roman" w:hAnsi="Times New Roman" w:cs="Times New Roman"/>
+                <w:color w:val="000000"/>
+                <w:sz w:val="24"/>
+                <w:szCs w:val="24"/>
                 <w:highlight w:val="yellow"/>
-              </w:rPr>
-              <w:t xml:space="preserve">: Inheritance, </w:t>
-            </w:r>
-            <w:r>
-              <w:rPr>
-                <w:rFonts w:ascii="Times New Roman" w:eastAsia="Times New Roman" w:hAnsi="Times New Roman" w:cs="Times New Roman"/>
-                <w:color w:val="000000"/>
-                <w:sz w:val="24"/>
-                <w:szCs w:val="24"/>
-                <w:highlight w:val="green"/>
-              </w:rPr>
-              <w:t>constructors and inheritance, types of inheritance, uses of super keyword fo</w:t>
-            </w:r>
-            <w:r>
-              <w:rPr>
-                <w:rFonts w:ascii="Times New Roman" w:eastAsia="Times New Roman" w:hAnsi="Times New Roman" w:cs="Times New Roman"/>
-                <w:color w:val="000000"/>
-                <w:sz w:val="24"/>
-                <w:szCs w:val="24"/>
-              </w:rPr>
-              <w:t xml:space="preserve">r </w:t>
-            </w:r>
-            <w:r>
-              <w:rPr>
-                <w:rFonts w:ascii="Times New Roman" w:eastAsia="Times New Roman" w:hAnsi="Times New Roman" w:cs="Times New Roman"/>
-                <w:color w:val="000000"/>
-                <w:sz w:val="24"/>
-                <w:szCs w:val="24"/>
-                <w:highlight w:val="green"/>
+                <w:shd w:val="clear" w:color="auto" w:fill="FFFFFF" w:themeFill="background1"/>
+              </w:rPr>
+              <w:t>herita</w:t>
+            </w:r>
+            <w:r>
+              <w:rPr>
+                <w:rFonts w:ascii="Times New Roman" w:eastAsia="Times New Roman" w:hAnsi="Times New Roman" w:cs="Times New Roman"/>
+                <w:color w:val="000000"/>
+                <w:sz w:val="24"/>
+                <w:szCs w:val="24"/>
+                <w:shd w:val="clear" w:color="auto" w:fill="FFFFFF" w:themeFill="background1"/>
+              </w:rPr>
+              <w:t>nce, c</w:t>
+            </w:r>
+            <w:r>
+              <w:rPr>
+                <w:rFonts w:ascii="Times New Roman" w:eastAsia="Times New Roman" w:hAnsi="Times New Roman" w:cs="Times New Roman"/>
+                <w:color w:val="000000"/>
+                <w:sz w:val="24"/>
+                <w:szCs w:val="24"/>
+                <w:highlight w:val="yellow"/>
+                <w:shd w:val="clear" w:color="auto" w:fill="FFFFFF" w:themeFill="background1"/>
+              </w:rPr>
+              <w:t>onstructors and inheritance</w:t>
+            </w:r>
+            <w:r>
+              <w:rPr>
+                <w:rFonts w:ascii="Times New Roman" w:eastAsia="Times New Roman" w:hAnsi="Times New Roman" w:cs="Times New Roman"/>
+                <w:color w:val="000000"/>
+                <w:sz w:val="24"/>
+                <w:szCs w:val="24"/>
+                <w:shd w:val="clear" w:color="auto" w:fill="FFFFFF" w:themeFill="background1"/>
+              </w:rPr>
+              <w:t xml:space="preserve">, </w:t>
+            </w:r>
+            <w:r>
+              <w:rPr>
+                <w:rFonts w:ascii="Times New Roman" w:eastAsia="Times New Roman" w:hAnsi="Times New Roman" w:cs="Times New Roman"/>
+                <w:color w:val="000000"/>
+                <w:sz w:val="24"/>
+                <w:szCs w:val="24"/>
+                <w:highlight w:val="yellow"/>
+                <w:shd w:val="clear" w:color="auto" w:fill="FFFFFF" w:themeFill="background1"/>
+              </w:rPr>
+              <w:t>types of inheritance</w:t>
+            </w:r>
+            <w:r>
+              <w:rPr>
+                <w:rFonts w:ascii="Times New Roman" w:eastAsia="Times New Roman" w:hAnsi="Times New Roman" w:cs="Times New Roman"/>
+                <w:color w:val="000000"/>
+                <w:sz w:val="24"/>
+                <w:szCs w:val="24"/>
+                <w:shd w:val="clear" w:color="auto" w:fill="FFFFFF" w:themeFill="background1"/>
+              </w:rPr>
+              <w:t xml:space="preserve">, uses </w:t>
+            </w:r>
+            <w:r>
+              <w:rPr>
+                <w:rFonts w:ascii="Times New Roman" w:eastAsia="Times New Roman" w:hAnsi="Times New Roman" w:cs="Times New Roman"/>
+                <w:color w:val="000000"/>
+                <w:sz w:val="24"/>
+                <w:szCs w:val="24"/>
+                <w:highlight w:val="yellow"/>
+                <w:shd w:val="clear" w:color="auto" w:fill="FFFFFF" w:themeFill="background1"/>
+              </w:rPr>
+              <w:t>of super keyword</w:t>
+            </w:r>
+            <w:r>
+              <w:rPr>
+                <w:rFonts w:ascii="Times New Roman" w:eastAsia="Times New Roman" w:hAnsi="Times New Roman" w:cs="Times New Roman"/>
+                <w:color w:val="000000"/>
+                <w:sz w:val="24"/>
+                <w:szCs w:val="24"/>
+                <w:shd w:val="clear" w:color="auto" w:fill="FFFFFF" w:themeFill="background1"/>
+              </w:rPr>
+              <w:t xml:space="preserve"> for </w:t>
+            </w:r>
+            <w:r>
+              <w:rPr>
+                <w:rFonts w:ascii="Times New Roman" w:eastAsia="Times New Roman" w:hAnsi="Times New Roman" w:cs="Times New Roman"/>
+                <w:color w:val="000000"/>
+                <w:sz w:val="24"/>
+                <w:szCs w:val="24"/>
+                <w:highlight w:val="yellow"/>
+                <w:shd w:val="clear" w:color="auto" w:fill="FFFFFF" w:themeFill="background1"/>
               </w:rPr>
               <w:lastRenderedPageBreak/>
               <w:t>constructor and method</w:t>
             </w:r>
-            <w:bookmarkStart w:id="0" w:name="_GoBack"/>
-            <w:bookmarkEnd w:id="0"/>
-            <w:r>
-              <w:rPr>
-                <w:rFonts w:ascii="Times New Roman" w:eastAsia="Times New Roman" w:hAnsi="Times New Roman" w:cs="Times New Roman"/>
-                <w:color w:val="000000"/>
-                <w:sz w:val="24"/>
-                <w:szCs w:val="24"/>
-              </w:rPr>
-              <w:t>, creating a multilevel hierarchy, constructor’s execution sequence, superclass references and subclass objects, method overriding, polymorphism, abstract class, final keyword, Object class and i</w:t>
-            </w:r>
-            <w:r>
-              <w:rPr>
-                <w:rFonts w:ascii="Times New Roman" w:eastAsia="Times New Roman" w:hAnsi="Times New Roman" w:cs="Times New Roman"/>
-                <w:color w:val="000000"/>
-                <w:sz w:val="24"/>
-                <w:szCs w:val="24"/>
-              </w:rPr>
-              <w:t>ts methods.</w:t>
+            <w:r>
+              <w:rPr>
+                <w:rFonts w:ascii="Times New Roman" w:eastAsia="Times New Roman" w:hAnsi="Times New Roman" w:cs="Times New Roman"/>
+                <w:color w:val="000000"/>
+                <w:sz w:val="24"/>
+                <w:szCs w:val="24"/>
+                <w:shd w:val="clear" w:color="auto" w:fill="FFFFFF" w:themeFill="background1"/>
+              </w:rPr>
+              <w:t xml:space="preserve">, </w:t>
+            </w:r>
+            <w:r>
+              <w:rPr>
+                <w:rFonts w:ascii="Times New Roman" w:eastAsia="Times New Roman" w:hAnsi="Times New Roman" w:cs="Times New Roman"/>
+                <w:color w:val="000000"/>
+                <w:sz w:val="24"/>
+                <w:szCs w:val="24"/>
+                <w:highlight w:val="yellow"/>
+                <w:shd w:val="clear" w:color="auto" w:fill="FFFFFF" w:themeFill="background1"/>
+              </w:rPr>
+              <w:t>creating a multilevel hierarchy</w:t>
+            </w:r>
+            <w:r>
+              <w:rPr>
+                <w:rFonts w:ascii="Times New Roman" w:eastAsia="Times New Roman" w:hAnsi="Times New Roman" w:cs="Times New Roman"/>
+                <w:color w:val="000000"/>
+                <w:sz w:val="24"/>
+                <w:szCs w:val="24"/>
+                <w:shd w:val="clear" w:color="auto" w:fill="FFFFFF" w:themeFill="background1"/>
+              </w:rPr>
+              <w:t xml:space="preserve">, </w:t>
+            </w:r>
+            <w:r>
+              <w:rPr>
+                <w:rFonts w:ascii="Times New Roman" w:eastAsia="Times New Roman" w:hAnsi="Times New Roman" w:cs="Times New Roman"/>
+                <w:color w:val="000000"/>
+                <w:sz w:val="24"/>
+                <w:szCs w:val="24"/>
+                <w:highlight w:val="yellow"/>
+                <w:shd w:val="clear" w:color="auto" w:fill="FFFFFF" w:themeFill="background1"/>
+              </w:rPr>
+              <w:t>constructor’s execution</w:t>
+            </w:r>
+            <w:r>
+              <w:rPr>
+                <w:rFonts w:ascii="Times New Roman" w:eastAsia="Times New Roman" w:hAnsi="Times New Roman" w:cs="Times New Roman"/>
+                <w:color w:val="000000"/>
+                <w:sz w:val="24"/>
+                <w:szCs w:val="24"/>
+                <w:shd w:val="clear" w:color="auto" w:fill="FFFFFF" w:themeFill="background1"/>
+              </w:rPr>
+              <w:t xml:space="preserve"> sequence, </w:t>
+            </w:r>
+            <w:r>
+              <w:rPr>
+                <w:rFonts w:ascii="Times New Roman" w:eastAsia="Times New Roman" w:hAnsi="Times New Roman" w:cs="Times New Roman"/>
+                <w:color w:val="000000"/>
+                <w:sz w:val="24"/>
+                <w:szCs w:val="24"/>
+                <w:highlight w:val="yellow"/>
+                <w:shd w:val="clear" w:color="auto" w:fill="FFFFFF" w:themeFill="background1"/>
+              </w:rPr>
+              <w:t>superclass references</w:t>
+            </w:r>
+            <w:r>
+              <w:rPr>
+                <w:rFonts w:ascii="Times New Roman" w:eastAsia="Times New Roman" w:hAnsi="Times New Roman" w:cs="Times New Roman"/>
+                <w:color w:val="000000"/>
+                <w:sz w:val="24"/>
+                <w:szCs w:val="24"/>
+                <w:shd w:val="clear" w:color="auto" w:fill="FFFFFF" w:themeFill="background1"/>
+              </w:rPr>
+              <w:t xml:space="preserve"> and </w:t>
+            </w:r>
+            <w:r>
+              <w:rPr>
+                <w:rFonts w:ascii="Times New Roman" w:eastAsia="Times New Roman" w:hAnsi="Times New Roman" w:cs="Times New Roman"/>
+                <w:color w:val="000000"/>
+                <w:sz w:val="24"/>
+                <w:szCs w:val="24"/>
+                <w:highlight w:val="yellow"/>
+                <w:shd w:val="clear" w:color="auto" w:fill="FFFFFF" w:themeFill="background1"/>
+              </w:rPr>
+              <w:t>subclass objects, method overriding, polymorphism, abstract class</w:t>
+            </w:r>
+            <w:r>
+              <w:rPr>
+                <w:rFonts w:ascii="Times New Roman" w:eastAsia="Times New Roman" w:hAnsi="Times New Roman" w:cs="Times New Roman"/>
+                <w:color w:val="000000"/>
+                <w:sz w:val="24"/>
+                <w:szCs w:val="24"/>
+                <w:shd w:val="clear" w:color="auto" w:fill="FFFFFF" w:themeFill="background1"/>
+              </w:rPr>
+              <w:t xml:space="preserve">, </w:t>
+            </w:r>
+            <w:r>
+              <w:rPr>
+                <w:rFonts w:ascii="Times New Roman" w:eastAsia="Times New Roman" w:hAnsi="Times New Roman" w:cs="Times New Roman"/>
+                <w:color w:val="000000"/>
+                <w:sz w:val="24"/>
+                <w:szCs w:val="24"/>
+                <w:highlight w:val="yellow"/>
+                <w:shd w:val="clear" w:color="auto" w:fill="FFFFFF" w:themeFill="background1"/>
+              </w:rPr>
+              <w:t>final keyword</w:t>
+            </w:r>
+            <w:r>
+              <w:rPr>
+                <w:rFonts w:ascii="Times New Roman" w:eastAsia="Times New Roman" w:hAnsi="Times New Roman" w:cs="Times New Roman"/>
+                <w:color w:val="000000"/>
+                <w:sz w:val="24"/>
+                <w:szCs w:val="24"/>
+                <w:shd w:val="clear" w:color="auto" w:fill="FFFFFF" w:themeFill="background1"/>
+              </w:rPr>
+              <w:t xml:space="preserve">, </w:t>
+            </w:r>
+            <w:r>
+              <w:rPr>
+                <w:rFonts w:ascii="Times New Roman" w:eastAsia="Times New Roman" w:hAnsi="Times New Roman" w:cs="Times New Roman"/>
+                <w:color w:val="000000"/>
+                <w:sz w:val="24"/>
+                <w:szCs w:val="24"/>
+                <w:shd w:val="clear" w:color="auto" w:fill="D99594" w:themeFill="accent2" w:themeFillTint="99"/>
+              </w:rPr>
+              <w:t>Object class and its methods</w:t>
+            </w:r>
+            <w:r>
+              <w:rPr>
+                <w:rFonts w:ascii="Times New Roman" w:eastAsia="Times New Roman" w:hAnsi="Times New Roman" w:cs="Times New Roman"/>
+                <w:color w:val="000000"/>
+                <w:sz w:val="24"/>
+                <w:szCs w:val="24"/>
+                <w:shd w:val="clear" w:color="auto" w:fill="FFFFFF" w:themeFill="background1"/>
+              </w:rPr>
+              <w:t>.</w:t>
             </w:r>
           </w:p>
         </w:tc>
@@ -6700,6 +6899,8 @@
               </w:rPr>
               <w:t>Exception:</w:t>
             </w:r>
+            <w:bookmarkStart w:id="0" w:name="_GoBack"/>
+            <w:bookmarkEnd w:id="0"/>
           </w:p>
           <w:p>
             <w:pPr>

--- a/Sem-2/Java/Java Provided/240110203_SEM_II_OOPJ_Syallbus_Batch-2025.docx
+++ b/Sem-2/Java/Java Provided/240110203_SEM_II_OOPJ_Syallbus_Batch-2025.docx
@@ -6899,8 +6899,6 @@
               </w:rPr>
               <w:t>Exception:</w:t>
             </w:r>
-            <w:bookmarkStart w:id="0" w:name="_GoBack"/>
-            <w:bookmarkEnd w:id="0"/>
           </w:p>
           <w:p>
             <w:pPr>
@@ -6926,8 +6924,56 @@
                 <w:color w:val="000000"/>
                 <w:sz w:val="24"/>
                 <w:szCs w:val="24"/>
-              </w:rPr>
-              <w:t>Exception hierarchy, exception handling fundamentals, the consequences of an uncaught exception, using multiple catch statements, catching subclass exception, nested try blocks, re-throwing an exception, finally &amp; throws keywords, java’s built-in exceptions, user define exception</w:t>
+                <w:highlight w:val="yellow"/>
+              </w:rPr>
+              <w:t>Exception hierarchy, exception handling fundamentals, the consequences of an uncaught exception, using multiple catch statements, catching subclass exception</w:t>
+            </w:r>
+            <w:r>
+              <w:rPr>
+                <w:rFonts w:ascii="Times New Roman" w:eastAsia="Times New Roman" w:hAnsi="Times New Roman" w:cs="Times New Roman"/>
+                <w:color w:val="000000"/>
+                <w:sz w:val="24"/>
+                <w:szCs w:val="24"/>
+              </w:rPr>
+              <w:t xml:space="preserve">, </w:t>
+            </w:r>
+            <w:r>
+              <w:rPr>
+                <w:rFonts w:ascii="Times New Roman" w:eastAsia="Times New Roman" w:hAnsi="Times New Roman" w:cs="Times New Roman"/>
+                <w:color w:val="000000"/>
+                <w:sz w:val="24"/>
+                <w:szCs w:val="24"/>
+                <w:highlight w:val="yellow"/>
+              </w:rPr>
+              <w:t>nested try blocks</w:t>
+            </w:r>
+            <w:r>
+              <w:rPr>
+                <w:rFonts w:ascii="Times New Roman" w:eastAsia="Times New Roman" w:hAnsi="Times New Roman" w:cs="Times New Roman"/>
+                <w:color w:val="000000"/>
+                <w:sz w:val="24"/>
+                <w:szCs w:val="24"/>
+              </w:rPr>
+              <w:t xml:space="preserve">, re-throwing an exception, </w:t>
+            </w:r>
+            <w:r>
+              <w:rPr>
+                <w:rFonts w:ascii="Times New Roman" w:eastAsia="Times New Roman" w:hAnsi="Times New Roman" w:cs="Times New Roman"/>
+                <w:color w:val="000000"/>
+                <w:sz w:val="24"/>
+                <w:szCs w:val="24"/>
+                <w:highlight w:val="yellow"/>
+              </w:rPr>
+              <w:t>finally</w:t>
+            </w:r>
+            <w:r>
+              <w:rPr>
+                <w:rFonts w:ascii="Times New Roman" w:eastAsia="Times New Roman" w:hAnsi="Times New Roman" w:cs="Times New Roman"/>
+                <w:color w:val="000000"/>
+                <w:sz w:val="24"/>
+                <w:szCs w:val="24"/>
+              </w:rPr>
+              <w:t xml:space="preserve"> &amp; throws keywords, java’s built-in exceptions, user define exception</w:t>
             </w:r>
           </w:p>
           <w:p>
@@ -6948,6 +6994,8 @@
                 <w:szCs w:val="24"/>
               </w:rPr>
             </w:pPr>
+            <w:bookmarkStart w:id="0" w:name="_GoBack"/>
+            <w:bookmarkEnd w:id="0"/>
           </w:p>
           <w:p>
             <w:pPr>
